--- a/10/tendencii-razvitiya/Вариант 07.docx
+++ b/10/tendencii-razvitiya/Вариант 07.docx
@@ -85,7 +85,27 @@
     </w:p>
     <w:p>
       <w:r>
+        <w:t>1.1. Драйвер как переводчик..................................3</w:t>
+      </w:r>
+    </w:p>
+    <w:p>
+      <w:r>
+        <w:t>1.2. Подпись драйвера........................................3</w:t>
+      </w:r>
+    </w:p>
+    <w:p>
+      <w:r>
         <w:t>2. Откуда драйверы берутся...................................4</w:t>
+      </w:r>
+    </w:p>
+    <w:p>
+      <w:r>
+        <w:t>2.1. Источники драйверов.....................................4</w:t>
+      </w:r>
+    </w:p>
+    <w:p>
+      <w:r>
+        <w:t>2.2. Обновление и откат......................................4</w:t>
       </w:r>
     </w:p>
     <w:p>
@@ -132,6 +152,11 @@
     <w:p/>
     <w:p>
       <w:r>
+        <w:t>1.1. Драйвер как переводчик</w:t>
+      </w:r>
+    </w:p>
+    <w:p>
+      <w:r>
         <w:tab/>
         <w:t>Драйвер — программа-переводчик между операционной системой и конкретной моделью устройства. Система обращается к драйверу одинаковыми командами: «напечатать страницу», «вывести  изображение», «прочитать  блок данных». Драйвер превращает их в  сигналы,  понятные именно этому устройству.</w:t>
       </w:r>
@@ -139,6 +164,11 @@
     <w:p>
       <w:r>
         <w:t>Благодаря такому разделению прикладной программе безразлично, какой принтер  подключён: она  отдаёт документ системе, а  дальше работает драйвер. Иначе каждый текстовый процессор пришлось  бы дописывать под каждую новую модель.</w:t>
+      </w:r>
+    </w:p>
+    <w:p>
+      <w:r>
+        <w:t>1.2. Подпись драйвера</w:t>
       </w:r>
     </w:p>
     <w:p>
@@ -157,12 +187,22 @@
     <w:p/>
     <w:p>
       <w:r>
+        <w:t>2.1. Источники драйверов</w:t>
+      </w:r>
+    </w:p>
+    <w:p>
+      <w:r>
         <w:t>Часть драйверов входит в саму операционную систему. Для распространённых классов устройств — мыши, клавиатуры, флеш-накопителя — существуют стандартные наборы команд, поэтому подходит один общий драйвер, и устройство работает сразу после подключения.</w:t>
       </w:r>
     </w:p>
     <w:p>
       <w:r>
         <w:t>Второй путь — центр обновления:  система опознаёт  устройство по идентификатору и скачивает подходящий драйвер. Третий — сайт производителя, откуда  драйвер ставят вручную. Он обычно новее и полнее: стандартный драйвер даёт базовые возможности, фирменный —  все.</w:t>
+      </w:r>
+    </w:p>
+    <w:p>
+      <w:r>
+        <w:t>2.2. Обновление и откат</w:t>
       </w:r>
     </w:p>
     <w:p>
